--- a/testakten/solis-vision-x-smartglasses/beweismittel/anlage_k4_gutachten.docx
+++ b/testakten/solis-vision-x-smartglasses/beweismittel/anlage_k4_gutachten.docx
@@ -223,7 +223,7 @@
         <w:jc w:val="left"/>
       </w:pPr>
       <w:r>
-        <w:t>Bei jedem Einschalten der Brille verbindet sich diese mit Servern unter den Domains api.solis-vision.example. Die DNS-Auflösung ergibt Server in den Regionen AWS us-east-1 (Virginia) und AWS ap-southeast-1 (Singapur). Eine Konfiguration auf EU-Server ist im Werkszustand nicht möglich.</w:t>
+        <w:t>Bei jedem Einschalten der Brille verbindet sich diese mit Servern unter den Domains api.solis-vision.de. Die DNS-Auflösung ergibt Server in den Regionen AWS us-east-1 (Virginia) und AWS ap-southeast-1 (Singapur). Eine Konfiguration auf EU-Server ist im Werkszustand nicht möglich.</w:t>
       </w:r>
     </w:p>
     <w:p>
